--- a/docs/QP-EEG-010_RevB_quality_plan.docx
+++ b/docs/QP-EEG-010_RevB_quality_plan.docx
@@ -132,7 +132,7 @@
         <w:t xml:space="preserve"> </w:t>
       </w:r>
       <w:r>
-        <w:t xml:space="preserve">DSN-EEG-003 Rev C, then RFQ-EEG-001 Rev E. Where this</w:t>
+        <w:t xml:space="preserve">DSN-EEG-003 Rev D, then RFQ-EEG-001 Rev E. Where this</w:t>
       </w:r>
       <w:r>
         <w:t xml:space="preserve"> </w:t>
@@ -644,7 +644,7 @@
         <w:t xml:space="preserve">4k99 / 10k0 / 49k9</w:t>
       </w:r>
       <w:r>
-        <w:t xml:space="preserve">, which is what JIG-EEG-009 Rev B section 0.1 and TST-EEG-004 Rev C T10 already name, and the rounding is not harmless at the top of the range. Both are corrections of wording to fitted fact; nothing about the plan, the sampling or the limits changes.</w:t>
+        <w:t xml:space="preserve">, which is what JIG-EEG-009 Rev C section 0.1 and TST-EEG-004 Rev C T10 already name, and the rounding is not harmless at the top of the range. Both are corrections of wording to fitted fact; nothing about the plan, the sampling or the limits changes.</w:t>
       </w:r>
     </w:p>
     <w:bookmarkStart w:id="9" w:name="why-this-document-exists"/>
@@ -1143,7 +1143,7 @@
           <w:b/>
           <w:bCs/>
         </w:rPr>
-        <w:t xml:space="preserve">AVL-EEG-017 Rev B section 1 gives 614 for the same board, and that figure is not this</w:t>
+        <w:t xml:space="preserve">AVL-EEG-017 Rev C section 1 gives 614 for the same board, and that figure is not this</w:t>
       </w:r>
       <w:r>
         <w:rPr>
@@ -3113,7 +3113,7 @@
         <w:t xml:space="preserve"> </w:t>
       </w:r>
       <w:r>
-        <w:t xml:space="preserve">dropped from the mailing but remained listed twice. All three are corrected in AVL-EEG-017 Rev B, which is now the single source for supplier identity and certification status. No</w:t>
+        <w:t xml:space="preserve">dropped from the mailing but remained listed twice. All three are corrected in AVL-EEG-017 Rev C, which is now the single source for supplier identity and certification status. No</w:t>
       </w:r>
       <w:r>
         <w:t xml:space="preserve"> </w:t>
@@ -3575,7 +3575,7 @@
               <w:pStyle w:val="Compact"/>
             </w:pPr>
             <w:r>
-              <w:t xml:space="preserve">RUL-EEG-021 Rev A</w:t>
+              <w:t xml:space="preserve">RUL-EEG-021 Rev B</w:t>
             </w:r>
           </w:p>
         </w:tc>
@@ -17644,7 +17644,7 @@
         <w:t xml:space="preserve"> </w:t>
       </w:r>
       <w:r>
-        <w:t xml:space="preserve">in AVL-EEG-017 Rev B is either a named approved part or an explicit open-with-criteria</w:t>
+        <w:t xml:space="preserve">in AVL-EEG-017 Rev C is either a named approved part or an explicit open-with-criteria</w:t>
       </w:r>
       <w:r>
         <w:t xml:space="preserve"> </w:t>
@@ -18903,7 +18903,7 @@
         <w:t xml:space="preserve"> </w:t>
       </w:r>
       <w:r>
-        <w:t xml:space="preserve">JIG-EEG-009 Rev B section 0.1 and TST-EEG-004 Rev C T10 name the same three), continuity</w:t>
+        <w:t xml:space="preserve">JIG-EEG-009 Rev C section 0.1 and TST-EEG-004 Rev C T10 name the same three), continuity</w:t>
       </w:r>
       <w:r>
         <w:t xml:space="preserve"> </w:t>
